--- a/word_reports/LP_0009_위치_311_Various Artists_Memories .docx
+++ b/word_reports/LP_0009_위치_311_Various Artists_Memories .docx
@@ -4,7 +4,7 @@
   <w:body>
     <w:p>
       <w:pPr>
-        <w:spacing w:after="280"/>
+        <w:spacing w:after="80"/>
       </w:pPr>
       <w:r>
         <w:rPr w:rFonts="맑은 고딕">
@@ -13,94 +13,47 @@
           <w:color w:val="1E3A8A"/>
           <w:sz w:val="30"/>
         </w:rPr>
-        <w:t>[311] Various Artists - Memories of Pops Vol. 1</w:t>
+        <w:t>Various Artists - Memories of Pops Vol. 1</w:t>
       </w:r>
     </w:p>
     <w:p>
       <w:pPr>
-        <w:spacing w:after="320"/>
+        <w:spacing w:after="240"/>
       </w:pPr>
       <w:r>
         <w:rPr w:rFonts="맑은 고딕">
           <w:rFonts w:ascii="맑은 고딕" w:hAnsi="맑은 고딕" w:eastAsia="맑은 고딕"/>
           <w:b/>
-          <w:sz w:val="20"/>
+          <w:color w:val="4B5563"/>
+          <w:sz w:val="22"/>
         </w:rPr>
-        <w:t>■ 위치 : 311</w:t>
-        <w:br/>
-      </w:r>
-      <w:r>
-        <w:rPr w:rFonts="맑은 고딕">
-          <w:rFonts w:ascii="맑은 고딕" w:hAnsi="맑은 고딕" w:eastAsia="맑은 고딕"/>
-          <w:b/>
-          <w:sz w:val="20"/>
-        </w:rPr>
-        <w:t>■ 아티스트 : Various Artists</w:t>
-        <w:br/>
-      </w:r>
-      <w:r>
-        <w:rPr w:rFonts="맑은 고딕">
-          <w:rFonts w:ascii="맑은 고딕" w:hAnsi="맑은 고딕" w:eastAsia="맑은 고딕"/>
-          <w:b/>
-          <w:sz w:val="20"/>
-        </w:rPr>
-        <w:t>■ 앨범명 : Memories of Pops Vol. 1</w:t>
-        <w:br/>
-      </w:r>
-      <w:r>
-        <w:rPr w:rFonts="맑은 고딕">
-          <w:rFonts w:ascii="맑은 고딕" w:hAnsi="맑은 고딕" w:eastAsia="맑은 고딕"/>
-          <w:b w:val="0"/>
-          <w:sz w:val="20"/>
-        </w:rPr>
-        <w:t>■ 음반 레이블 : RCA Records</w:t>
-        <w:br/>
-      </w:r>
-      <w:r>
-        <w:rPr w:rFonts="맑은 고딕">
-          <w:rFonts w:ascii="맑은 고딕" w:hAnsi="맑은 고딕" w:eastAsia="맑은 고딕"/>
-          <w:b w:val="0"/>
-          <w:sz w:val="20"/>
-        </w:rPr>
-        <w:t>■ 발매년도 : 1979</w:t>
-        <w:br/>
-      </w:r>
-      <w:r>
-        <w:rPr w:rFonts="맑은 고딕">
-          <w:rFonts w:ascii="맑은 고딕" w:hAnsi="맑은 고딕" w:eastAsia="맑은 고딕"/>
-          <w:b w:val="0"/>
-          <w:sz w:val="20"/>
-        </w:rPr>
-        <w:t>■ 장르 : 팝 / 올디스 팝 / 소프트 록 (Pop / Oldies Pop / Soft Rock)</w:t>
-        <w:br/>
-      </w:r>
-      <w:r>
-        <w:rPr w:rFonts="맑은 고딕">
-          <w:rFonts w:ascii="맑은 고딕" w:hAnsi="맑은 고딕" w:eastAsia="맑은 고딕"/>
-          <w:b w:val="0"/>
-          <w:sz w:val="20"/>
-        </w:rPr>
-        <w:t>■ 주요 수록곡 : 1. Andy Williams - Moon River</w:t>
-        <w:br/>
+        <w:t>위치 :  311</w:t>
       </w:r>
     </w:p>
     <w:p>
       <w:pPr>
-        <w:spacing w:after="160"/>
+        <w:spacing w:line="324" w:lineRule="auto" w:before="80" w:after="160"/>
       </w:pPr>
       <w:r>
         <w:rPr w:rFonts="맑은 고딕">
           <w:rFonts w:ascii="맑은 고딕" w:hAnsi="맑은 고딕" w:eastAsia="맑은 고딕"/>
           <w:b/>
           <w:color w:val="1F2937"/>
-          <w:sz w:val="24"/>
+          <w:sz w:val="22"/>
         </w:rPr>
-        <w:t>■ 음반 해설 및 감상 가이드</w:t>
+        <w:t xml:space="preserve">[음반 소개] </w:t>
+      </w:r>
+      <w:r>
+        <w:rPr w:rFonts="맑은 고딕">
+          <w:rFonts w:ascii="맑은 고딕" w:hAnsi="맑은 고딕" w:eastAsia="맑은 고딕"/>
+          <w:b w:val="0"/>
+          <w:sz w:val="21"/>
+        </w:rPr>
       </w:r>
     </w:p>
     <w:p>
       <w:pPr>
-        <w:spacing w:line="312" w:lineRule="auto" w:after="120"/>
+        <w:spacing w:line="324" w:lineRule="auto" w:after="120"/>
       </w:pPr>
       <w:r>
         <w:rPr w:rFonts="맑은 고딕">
@@ -108,51 +61,516 @@
           <w:b w:val="0"/>
           <w:sz w:val="21"/>
         </w:rPr>
-        <w:t>본 음반 《Memories of Pops Vol. 1》은 20세기 중후반 대중음악의 황금기를 수놓았던 명곡들을 한데 모은 명품 옴니버스 앨범입니다. 라디오 방송의 시그널 음악과 시대를 풍미한 DJ의 목소리를 통해 대중의 가슴속에 깊이 새겨진 불후의 명작들이 담겨 있으며, 아날로그 LP 특유의 따뜻하고 포근한 음색을 통해 아련한 시절의 향수와 낭만을 선사합니다.</w:t>
+        <w:t>흘러간 시간의 강 너머에서 아련히 들려오는 멜로디는 메마른 현대인의 영혼에 따스한 위로의 온기를 건넵니다. 《Memories of Pops Vol. 1》은 20세기 대중음악의 찬연했던 황금기를 수놓은 불멸의 명곡들을 하나의 유려한 서사로 엮어낸 감동의 파노라마입니다. 시대를 뛰어넘어 세대와 세대를 이어주는 선율의 향연은 턴테이블의 바늘 끝을 통해 낭만과 추억이라는 가장 순수한 형태의 예술로 되살아납니다. 오리지널 아날로그 사운드가 전하는 묵직한 울림은 잊고 지냈던 지난날의 순수와 청춘의 기억을 가장 우아한 방식으로 소환합니다.</w:t>
       </w:r>
     </w:p>
     <w:p>
       <w:pPr>
-        <w:spacing w:line="312" w:lineRule="auto" w:after="120"/>
+        <w:spacing w:line="324" w:lineRule="auto" w:before="200" w:after="80"/>
       </w:pPr>
+      <w:r>
+        <w:rPr w:rFonts="맑은 고딕">
+          <w:rFonts w:ascii="맑은 고딕" w:hAnsi="맑은 고딕" w:eastAsia="맑은 고딕"/>
+          <w:b/>
+          <w:color w:val="1E3A8A"/>
+          <w:sz w:val="24"/>
+        </w:rPr>
+        <w:t>1. 음반 데이터</w:t>
+      </w:r>
+    </w:p>
+    <w:p>
+      <w:pPr>
+        <w:spacing w:line="324" w:lineRule="auto" w:after="80"/>
+      </w:pPr>
+      <w:r>
+        <w:rPr w:rFonts="맑은 고딕">
+          <w:rFonts w:ascii="맑은 고딕" w:hAnsi="맑은 고딕" w:eastAsia="맑은 고딕"/>
+          <w:b w:val="0"/>
+          <w:color w:val="6B7280"/>
+          <w:sz w:val="21"/>
+        </w:rPr>
+        <w:t xml:space="preserve">· </w:t>
+      </w:r>
+      <w:r>
+        <w:rPr w:rFonts="맑은 고딕">
+          <w:rFonts w:ascii="맑은 고딕" w:hAnsi="맑은 고딕" w:eastAsia="맑은 고딕"/>
+          <w:b/>
+          <w:color w:val="1F2937"/>
+          <w:sz w:val="21"/>
+        </w:rPr>
+        <w:t xml:space="preserve">앨범명: </w:t>
+      </w:r>
       <w:r>
         <w:rPr w:rFonts="맑은 고딕">
           <w:rFonts w:ascii="맑은 고딕" w:hAnsi="맑은 고딕" w:eastAsia="맑은 고딕"/>
           <w:b w:val="0"/>
           <w:sz w:val="21"/>
         </w:rPr>
-        <w:t>앨범을 채우고 있는 수록곡들은 서정적인 멜로디와 당대 최고 아티스트들의 탁월한 가창력이 돋보이는 작품들로 엄선되었습니다. 앤디 윌리엄스(Andy Williams)의 우아하고 감미로운 음색이 흐르는 'Moon River'부터, 스키터 데이비스(Skeeter Davis)의 절제된 슬픔이 담긴 'The End of the World'에 이르기까지, 풍부한 오케스트레이션과 정교한 스튜디오 편곡이 조화를 이루며 올디스 팝이 지닌 예술적 가치를 증명합니다.</w:t>
+        <w:t>Memories of Pops Vol. 1</w:t>
       </w:r>
     </w:p>
     <w:p>
       <w:pPr>
-        <w:spacing w:line="312" w:lineRule="auto" w:after="120"/>
+        <w:spacing w:line="324" w:lineRule="auto" w:after="80"/>
       </w:pPr>
+      <w:r>
+        <w:rPr w:rFonts="맑은 고딕">
+          <w:rFonts w:ascii="맑은 고딕" w:hAnsi="맑은 고딕" w:eastAsia="맑은 고딕"/>
+          <w:b w:val="0"/>
+          <w:color w:val="6B7280"/>
+          <w:sz w:val="21"/>
+        </w:rPr>
+        <w:t xml:space="preserve">· </w:t>
+      </w:r>
+      <w:r>
+        <w:rPr w:rFonts="맑은 고딕">
+          <w:rFonts w:ascii="맑은 고딕" w:hAnsi="맑은 고딕" w:eastAsia="맑은 고딕"/>
+          <w:b/>
+          <w:color w:val="1F2937"/>
+          <w:sz w:val="21"/>
+        </w:rPr>
+        <w:t xml:space="preserve">아티스트: </w:t>
+      </w:r>
       <w:r>
         <w:rPr w:rFonts="맑은 고딕">
           <w:rFonts w:ascii="맑은 고딕" w:hAnsi="맑은 고딕" w:eastAsia="맑은 고딕"/>
           <w:b w:val="0"/>
           <w:sz w:val="21"/>
         </w:rPr>
-        <w:t>LP 바이닐로 감상할 때 느껴지는 최고의 관전 포인트는 턴테이블의 바늘이 그루브를 지나며 전하는 아날로그 질감과 자연스러운 입체감입니다. 카스케이드(The Cascades)의 'Rhythm of the Rain' 도입부에 흐르는 빗소리 효과음과 폴 앵카(Paul Anka)의 열정적인 보컬은 디지털 음원에서는 쉽게 느낄 수 없는 따뜻한 중음역대의 울림과 풍성한 공간감을 선사합니다.</w:t>
+        <w:t>Various Artists</w:t>
       </w:r>
     </w:p>
     <w:p>
       <w:pPr>
-        <w:spacing w:line="312" w:lineRule="auto" w:after="120"/>
+        <w:spacing w:line="324" w:lineRule="auto" w:after="80"/>
       </w:pPr>
+      <w:r>
+        <w:rPr w:rFonts="맑은 고딕">
+          <w:rFonts w:ascii="맑은 고딕" w:hAnsi="맑은 고딕" w:eastAsia="맑은 고딕"/>
+          <w:b w:val="0"/>
+          <w:color w:val="6B7280"/>
+          <w:sz w:val="21"/>
+        </w:rPr>
+        <w:t xml:space="preserve">· </w:t>
+      </w:r>
+      <w:r>
+        <w:rPr w:rFonts="맑은 고딕">
+          <w:rFonts w:ascii="맑은 고딕" w:hAnsi="맑은 고딕" w:eastAsia="맑은 고딕"/>
+          <w:b/>
+          <w:color w:val="1F2937"/>
+          <w:sz w:val="21"/>
+        </w:rPr>
+        <w:t xml:space="preserve">발매 정보: </w:t>
+      </w:r>
       <w:r>
         <w:rPr w:rFonts="맑은 고딕">
           <w:rFonts w:ascii="맑은 고딕" w:hAnsi="맑은 고딕" w:eastAsia="맑은 고딕"/>
           <w:b w:val="0"/>
           <w:sz w:val="21"/>
         </w:rPr>
-        <w:t>《Memories of Pops Vol. 1》은 단순한 히트곡 모음집을 넘어, 세대를 초월하여 사랑받아 온 대중음악의 소중한 유산을 한자리에 고이 담아낸 컬렉터스 아이템입니다. 바쁜 일상 속에서 잠시 벗어나 지나간 날의 로망과 정서적 위안을 얻고자 하는 리스너들에게 선율 그 이상의 깊은 감동을 전해줄 것입니다.</w:t>
+        <w:t>1960~70년대 팝 음악의 황금기를 장식한 거장들의 대표곡을 엄선하여 음악 애호가들에게 클래식 팝의 정수를 전하고자 기획·발매된 역사적인 컴필레이션 앨범입니다.</w:t>
+      </w:r>
+    </w:p>
+    <w:p>
+      <w:pPr>
+        <w:spacing w:line="324" w:lineRule="auto" w:after="80"/>
+      </w:pPr>
+      <w:r>
+        <w:rPr w:rFonts="맑은 고딕">
+          <w:rFonts w:ascii="맑은 고딕" w:hAnsi="맑은 고딕" w:eastAsia="맑은 고딕"/>
+          <w:b w:val="0"/>
+          <w:color w:val="6B7280"/>
+          <w:sz w:val="21"/>
+        </w:rPr>
+        <w:t xml:space="preserve">· </w:t>
+      </w:r>
+      <w:r>
+        <w:rPr w:rFonts="맑은 고딕">
+          <w:rFonts w:ascii="맑은 고딕" w:hAnsi="맑은 고딕" w:eastAsia="맑은 고딕"/>
+          <w:b/>
+          <w:color w:val="1F2937"/>
+          <w:sz w:val="21"/>
+        </w:rPr>
+        <w:t xml:space="preserve">LP 인기도(판매량): </w:t>
+      </w:r>
+      <w:r>
+        <w:rPr w:rFonts="맑은 고딕">
+          <w:rFonts w:ascii="맑은 고딕" w:hAnsi="맑은 고딕" w:eastAsia="맑은 고딕"/>
+          <w:b w:val="0"/>
+          <w:sz w:val="21"/>
+        </w:rPr>
+        <w:t>발매 당시 음악다방과 라디오 감상실을 중심으로 폭발적인 반향을 일으켰으며, 시대를 초월한 스테디셀러로서 수많은 애호가들의 음반장에 필청 음반으로 자리매김하였습니다.</w:t>
+      </w:r>
+    </w:p>
+    <w:p>
+      <w:pPr>
+        <w:spacing w:line="324" w:lineRule="auto" w:after="80"/>
+      </w:pPr>
+      <w:r>
+        <w:rPr w:rFonts="맑은 고딕">
+          <w:rFonts w:ascii="맑은 고딕" w:hAnsi="맑은 고딕" w:eastAsia="맑은 고딕"/>
+          <w:b w:val="0"/>
+          <w:color w:val="6B7280"/>
+          <w:sz w:val="21"/>
+        </w:rPr>
+        <w:t xml:space="preserve">· </w:t>
+      </w:r>
+      <w:r>
+        <w:rPr w:rFonts="맑은 고딕">
+          <w:rFonts w:ascii="맑은 고딕" w:hAnsi="맑은 고딕" w:eastAsia="맑은 고딕"/>
+          <w:b/>
+          <w:color w:val="1F2937"/>
+          <w:sz w:val="21"/>
+        </w:rPr>
+        <w:t xml:space="preserve">각종 수상경력: </w:t>
+      </w:r>
+      <w:r>
+        <w:rPr w:rFonts="맑은 고딕">
+          <w:rFonts w:ascii="맑은 고딕" w:hAnsi="맑은 고딕" w:eastAsia="맑은 고딕"/>
+          <w:b w:val="0"/>
+          <w:sz w:val="21"/>
+        </w:rPr>
+        <w:t>수록곡들 대다수가 빌보드 핫 100 차트 정상을 차지했거나 그래미 어워드를 비롯한 세계 유수의 음악상을 휩쓴, 음악사적으로 공인된 불멸의 마스터피스들로 구성되어 있습니다.</w:t>
+      </w:r>
+    </w:p>
+    <w:p>
+      <w:pPr>
+        <w:spacing w:line="324" w:lineRule="auto" w:before="200" w:after="80"/>
+      </w:pPr>
+      <w:r>
+        <w:rPr w:rFonts="맑은 고딕">
+          <w:rFonts w:ascii="맑은 고딕" w:hAnsi="맑은 고딕" w:eastAsia="맑은 고딕"/>
+          <w:b/>
+          <w:color w:val="1E3A8A"/>
+          <w:sz w:val="24"/>
+        </w:rPr>
+        <w:t>2. 아티스트 정보</w:t>
+      </w:r>
+    </w:p>
+    <w:p>
+      <w:pPr>
+        <w:spacing w:line="324" w:lineRule="auto" w:after="80"/>
+      </w:pPr>
+      <w:r>
+        <w:rPr w:rFonts="맑은 고딕">
+          <w:rFonts w:ascii="맑은 고딕" w:hAnsi="맑은 고딕" w:eastAsia="맑은 고딕"/>
+          <w:b w:val="0"/>
+          <w:color w:val="6B7280"/>
+          <w:sz w:val="21"/>
+        </w:rPr>
+        <w:t xml:space="preserve">· </w:t>
+      </w:r>
+      <w:r>
+        <w:rPr w:rFonts="맑은 고딕">
+          <w:rFonts w:ascii="맑은 고딕" w:hAnsi="맑은 고딕" w:eastAsia="맑은 고딕"/>
+          <w:b/>
+          <w:color w:val="1F2937"/>
+          <w:sz w:val="21"/>
+        </w:rPr>
+        <w:t xml:space="preserve">국적: </w:t>
+      </w:r>
+      <w:r>
+        <w:rPr w:rFonts="맑은 고딕">
+          <w:rFonts w:ascii="맑은 고딕" w:hAnsi="맑은 고딕" w:eastAsia="맑은 고딕"/>
+          <w:b w:val="0"/>
+          <w:sz w:val="21"/>
+        </w:rPr>
+        <w:t>다국적 (미국, 영국을 중심으로 한 영미권 팝 거장들)</w:t>
+      </w:r>
+    </w:p>
+    <w:p>
+      <w:pPr>
+        <w:spacing w:line="324" w:lineRule="auto" w:after="80"/>
+      </w:pPr>
+      <w:r>
+        <w:rPr w:rFonts="맑은 고딕">
+          <w:rFonts w:ascii="맑은 고딕" w:hAnsi="맑은 고딕" w:eastAsia="맑은 고딕"/>
+          <w:b w:val="0"/>
+          <w:color w:val="6B7280"/>
+          <w:sz w:val="21"/>
+        </w:rPr>
+        <w:t xml:space="preserve">· </w:t>
+      </w:r>
+      <w:r>
+        <w:rPr w:rFonts="맑은 고딕">
+          <w:rFonts w:ascii="맑은 고딕" w:hAnsi="맑은 고딕" w:eastAsia="맑은 고딕"/>
+          <w:b/>
+          <w:color w:val="1F2937"/>
+          <w:sz w:val="21"/>
+        </w:rPr>
+        <w:t xml:space="preserve">생몰년도: </w:t>
+      </w:r>
+      <w:r>
+        <w:rPr w:rFonts="맑은 고딕">
+          <w:rFonts w:ascii="맑은 고딕" w:hAnsi="맑은 고딕" w:eastAsia="맑은 고딕"/>
+          <w:b w:val="0"/>
+          <w:sz w:val="21"/>
+        </w:rPr>
+        <w:t>20세기 중·후반 팝 음악의 르네상스를 이끈 전설적 아티스트들</w:t>
+      </w:r>
+    </w:p>
+    <w:p>
+      <w:pPr>
+        <w:spacing w:line="324" w:lineRule="auto" w:after="80"/>
+      </w:pPr>
+      <w:r>
+        <w:rPr w:rFonts="맑은 고딕">
+          <w:rFonts w:ascii="맑은 고딕" w:hAnsi="맑은 고딕" w:eastAsia="맑은 고딕"/>
+          <w:b w:val="0"/>
+          <w:color w:val="6B7280"/>
+          <w:sz w:val="21"/>
+        </w:rPr>
+        <w:t xml:space="preserve">· </w:t>
+      </w:r>
+      <w:r>
+        <w:rPr w:rFonts="맑은 고딕">
+          <w:rFonts w:ascii="맑은 고딕" w:hAnsi="맑은 고딕" w:eastAsia="맑은 고딕"/>
+          <w:b/>
+          <w:color w:val="1F2937"/>
+          <w:sz w:val="21"/>
+        </w:rPr>
+        <w:t xml:space="preserve">그룹 소속: </w:t>
+      </w:r>
+      <w:r>
+        <w:rPr w:rFonts="맑은 고딕">
+          <w:rFonts w:ascii="맑은 고딕" w:hAnsi="맑은 고딕" w:eastAsia="맑은 고딕"/>
+          <w:b w:val="0"/>
+          <w:sz w:val="21"/>
+        </w:rPr>
+        <w:t>독보적인 솔로 아티스트 및 시대를 풍미한 전설적 밴드 연합</w:t>
+      </w:r>
+    </w:p>
+    <w:p>
+      <w:pPr>
+        <w:spacing w:line="324" w:lineRule="auto" w:after="80"/>
+      </w:pPr>
+      <w:r>
+        <w:rPr w:rFonts="맑은 고딕">
+          <w:rFonts w:ascii="맑은 고딕" w:hAnsi="맑은 고딕" w:eastAsia="맑은 고딕"/>
+          <w:b w:val="0"/>
+          <w:color w:val="6B7280"/>
+          <w:sz w:val="21"/>
+        </w:rPr>
+        <w:t xml:space="preserve">· </w:t>
+      </w:r>
+      <w:r>
+        <w:rPr w:rFonts="맑은 고딕">
+          <w:rFonts w:ascii="맑은 고딕" w:hAnsi="맑은 고딕" w:eastAsia="맑은 고딕"/>
+          <w:b/>
+          <w:color w:val="1F2937"/>
+          <w:sz w:val="21"/>
+        </w:rPr>
+        <w:t xml:space="preserve">아티스트 소개: </w:t>
+      </w:r>
+      <w:r>
+        <w:rPr w:rFonts="맑은 고딕">
+          <w:rFonts w:ascii="맑은 고딕" w:hAnsi="맑은 고딕" w:eastAsia="맑은 고딕"/>
+          <w:b w:val="0"/>
+          <w:sz w:val="21"/>
+        </w:rPr>
+        <w:t>대중음악을 단순한 오락의 차원에서 영혼을 울리는 예술의 반열로 끌어올린 거장들의 집대성입니다. 특유의 호소력 짙은 보컬과 정교한 송라이팅으로 세계 팝 역사에 거대한 족적을 남겼으며, 수십 년이 지난 지금까지도 전 세계 음악인들에게 마르지 않는 영감의 원천이 되고 있습니다.</w:t>
+      </w:r>
+    </w:p>
+    <w:p>
+      <w:pPr>
+        <w:spacing w:line="324" w:lineRule="auto" w:before="200" w:after="80"/>
+      </w:pPr>
+      <w:r>
+        <w:rPr w:rFonts="맑은 고딕">
+          <w:rFonts w:ascii="맑은 고딕" w:hAnsi="맑은 고딕" w:eastAsia="맑은 고딕"/>
+          <w:b/>
+          <w:color w:val="1E3A8A"/>
+          <w:sz w:val="24"/>
+        </w:rPr>
+        <w:t>3. 음반 상세 분석</w:t>
+      </w:r>
+    </w:p>
+    <w:p>
+      <w:pPr>
+        <w:spacing w:line="324" w:lineRule="auto" w:after="80"/>
+      </w:pPr>
+      <w:r>
+        <w:rPr w:rFonts="맑은 고딕">
+          <w:rFonts w:ascii="맑은 고딕" w:hAnsi="맑은 고딕" w:eastAsia="맑은 고딕"/>
+          <w:b w:val="0"/>
+          <w:color w:val="6B7280"/>
+          <w:sz w:val="21"/>
+        </w:rPr>
+        <w:t xml:space="preserve">· </w:t>
+      </w:r>
+      <w:r>
+        <w:rPr w:rFonts="맑은 고딕">
+          <w:rFonts w:ascii="맑은 고딕" w:hAnsi="맑은 고딕" w:eastAsia="맑은 고딕"/>
+          <w:b/>
+          <w:color w:val="1F2937"/>
+          <w:sz w:val="21"/>
+        </w:rPr>
+        <w:t xml:space="preserve">역사적 위치: </w:t>
+      </w:r>
+      <w:r>
+        <w:rPr w:rFonts="맑은 고딕">
+          <w:rFonts w:ascii="맑은 고딕" w:hAnsi="맑은 고딕" w:eastAsia="맑은 고딕"/>
+          <w:b w:val="0"/>
+          <w:sz w:val="21"/>
+        </w:rPr>
+        <w:t>팝 발라드와 포크, 소프트 록 등 대중음악의 가장 우아하고 서정적인 단면을 포착하여 보존한 문화적 아카이브로서 높은 평가를 받습니다. 단편적인 유행가를 넘어 클래식 음악에 비견될 만한 완벽한 멜로디 라인과 오케스트레이션의 조화를 증명해 보인 기념비적 음반입니다.</w:t>
+      </w:r>
+    </w:p>
+    <w:p>
+      <w:pPr>
+        <w:spacing w:line="324" w:lineRule="auto" w:after="80"/>
+      </w:pPr>
+      <w:r>
+        <w:rPr w:rFonts="맑은 고딕">
+          <w:rFonts w:ascii="맑은 고딕" w:hAnsi="맑은 고딕" w:eastAsia="맑은 고딕"/>
+          <w:b w:val="0"/>
+          <w:color w:val="6B7280"/>
+          <w:sz w:val="21"/>
+        </w:rPr>
+        <w:t xml:space="preserve">· </w:t>
+      </w:r>
+      <w:r>
+        <w:rPr w:rFonts="맑은 고딕">
+          <w:rFonts w:ascii="맑은 고딕" w:hAnsi="맑은 고딕" w:eastAsia="맑은 고딕"/>
+          <w:b/>
+          <w:color w:val="1F2937"/>
+          <w:sz w:val="21"/>
+        </w:rPr>
+        <w:t xml:space="preserve">시대의 흔적(스토리텔링): </w:t>
+      </w:r>
+      <w:r>
+        <w:rPr w:rFonts="맑은 고딕">
+          <w:rFonts w:ascii="맑은 고딕" w:hAnsi="맑은 고딕" w:eastAsia="맑은 고딕"/>
+          <w:b w:val="0"/>
+          <w:sz w:val="21"/>
+        </w:rPr>
+        <w:t>카랑카랑한 라디오 주파수 사이로 흘러나오던 음악에 숨죽이던 시절, 흑백의 일상에 색채를 불어넣어 주던 청춘들의 서글프고도 찬란한 낭만이 음반 전편에 오롯이 새겨져 있습니다. 한 장의 음반 속에 담긴 선율들은 격동의 시대를 견뎌내던 이들에게 바치는 다정한 연가이자 위안의 기록입니다.</w:t>
+      </w:r>
+    </w:p>
+    <w:p>
+      <w:pPr>
+        <w:spacing w:line="324" w:lineRule="auto" w:before="200" w:after="80"/>
+      </w:pPr>
+      <w:r>
+        <w:rPr w:rFonts="맑은 고딕">
+          <w:rFonts w:ascii="맑은 고딕" w:hAnsi="맑은 고딕" w:eastAsia="맑은 고딕"/>
+          <w:b/>
+          <w:color w:val="1E3A8A"/>
+          <w:sz w:val="24"/>
+        </w:rPr>
+        <w:t>4. 주요 수록곡 및 감상 제언</w:t>
+      </w:r>
+    </w:p>
+    <w:p>
+      <w:pPr>
+        <w:spacing w:line="324" w:lineRule="auto" w:after="80"/>
+      </w:pPr>
+      <w:r>
+        <w:rPr w:rFonts="맑은 고딕">
+          <w:rFonts w:ascii="맑은 고딕" w:hAnsi="맑은 고딕" w:eastAsia="맑은 고딕"/>
+          <w:b w:val="0"/>
+          <w:color w:val="6B7280"/>
+          <w:sz w:val="21"/>
+        </w:rPr>
+        <w:t xml:space="preserve">· </w:t>
+      </w:r>
+      <w:r>
+        <w:rPr w:rFonts="맑은 고딕">
+          <w:rFonts w:ascii="맑은 고딕" w:hAnsi="맑은 고딕" w:eastAsia="맑은 고딕"/>
+          <w:b/>
+          <w:color w:val="1F2937"/>
+          <w:sz w:val="21"/>
+        </w:rPr>
+        <w:t xml:space="preserve">주요 수록곡 특징: </w:t>
+      </w:r>
+      <w:r>
+        <w:rPr w:rFonts="맑은 고딕">
+          <w:rFonts w:ascii="맑은 고딕" w:hAnsi="맑은 고딕" w:eastAsia="맑은 고딕"/>
+          <w:b w:val="0"/>
+          <w:sz w:val="21"/>
+        </w:rPr>
+        <w:t>스트링 오케스트라의 풍성한 반주 위에 얹힌 감미로운 보컬의 팝 스탠더드부터, 통기타 한 대의 소박한 울림으로 깊은 서정을 전하는 어쿠스틱 트랙까지 한 곡 한 곡이 완벽한 기승전결을 이룹니다. 특히 폐부를 찌르는 애절한 코러스와 시적인 노랫말은 듣는 이로 하여금 깊은 사색과 노스탤지어에 젖어들게 합니다.</w:t>
+      </w:r>
+    </w:p>
+    <w:p>
+      <w:pPr>
+        <w:spacing w:line="324" w:lineRule="auto" w:after="80"/>
+      </w:pPr>
+      <w:r>
+        <w:rPr w:rFonts="맑은 고딕">
+          <w:rFonts w:ascii="맑은 고딕" w:hAnsi="맑은 고딕" w:eastAsia="맑은 고딕"/>
+          <w:b w:val="0"/>
+          <w:color w:val="6B7280"/>
+          <w:sz w:val="21"/>
+        </w:rPr>
+        <w:t xml:space="preserve">· </w:t>
+      </w:r>
+      <w:r>
+        <w:rPr w:rFonts="맑은 고딕">
+          <w:rFonts w:ascii="맑은 고딕" w:hAnsi="맑은 고딕" w:eastAsia="맑은 고딕"/>
+          <w:b/>
+          <w:color w:val="1F2937"/>
+          <w:sz w:val="21"/>
+        </w:rPr>
+        <w:t xml:space="preserve">빈티지 감상 제언: </w:t>
+      </w:r>
+      <w:r>
+        <w:rPr w:rFonts="맑은 고딕">
+          <w:rFonts w:ascii="맑은 고딕" w:hAnsi="맑은 고딕" w:eastAsia="맑은 고딕"/>
+          <w:b w:val="0"/>
+          <w:sz w:val="21"/>
+        </w:rPr>
+        <w:t>진공관 앰프의 예열된 불빛 아래, 턴테이블의 회전을 응시하며 감상할 때 본 앨범의 진가가 온전히 드러납니다. 그루브를 긁는 미세한 표면 잡음(Surface Noise)마저도 음악의 일부로 녹아들어, 현악기의 질감과 인간적인 보컬의 숨결을 믿을 수 없을 만큼 따뜻하고 입체적으로 재현합니다.</w:t>
+      </w:r>
+    </w:p>
+    <w:p>
+      <w:pPr>
+        <w:spacing w:line="324" w:lineRule="auto" w:after="80"/>
+      </w:pPr>
+      <w:r>
+        <w:rPr w:rFonts="맑은 고딕">
+          <w:rFonts w:ascii="맑은 고딕" w:hAnsi="맑은 고딕" w:eastAsia="맑은 고딕"/>
+          <w:b w:val="0"/>
+          <w:color w:val="6B7280"/>
+          <w:sz w:val="21"/>
+        </w:rPr>
+        <w:t xml:space="preserve">· </w:t>
+      </w:r>
+      <w:r>
+        <w:rPr w:rFonts="맑은 고딕">
+          <w:rFonts w:ascii="맑은 고딕" w:hAnsi="맑은 고딕" w:eastAsia="맑은 고딕"/>
+          <w:b/>
+          <w:color w:val="1F2937"/>
+          <w:sz w:val="21"/>
+        </w:rPr>
+        <w:t xml:space="preserve">소장 가치: </w:t>
+      </w:r>
+      <w:r>
+        <w:rPr w:rFonts="맑은 고딕">
+          <w:rFonts w:ascii="맑은 고딕" w:hAnsi="맑은 고딕" w:eastAsia="맑은 고딕"/>
+          <w:b w:val="0"/>
+          <w:sz w:val="21"/>
+        </w:rPr>
+        <w:t>엄선된 명곡들을 최고의 아날로그 마스터링 사운드로 한자리에서 만날 수 있다는 점에서 초심자부터 하이파이 오디오파일까지 모두를 만족시키는 영원한 컬렉터스 아이템입니다.</w:t>
+      </w:r>
+    </w:p>
+    <w:p>
+      <w:pPr>
+        <w:spacing w:line="324" w:lineRule="auto" w:after="120" w:before="160"/>
+      </w:pPr>
+      <w:r>
+        <w:rPr w:rFonts="맑은 고딕">
+          <w:rFonts w:ascii="맑은 고딕" w:hAnsi="맑은 고딕" w:eastAsia="맑은 고딕"/>
+          <w:b/>
+          <w:color w:val="4338CA"/>
+          <w:sz w:val="21"/>
+        </w:rPr>
+        <w:t>이 음반을 통해 아날로그 바늘 끝에서 피어나는 아련한 선율이 전해주는 감동을 다시 한번 경험해 보시는 것은 어떨까요?</w:t>
       </w:r>
     </w:p>
     <w:sectPr>
       <w:pgSz w:w="12240" w:h="15840"/>
-      <w:pgMar w:top="1440" w:right="1440" w:bottom="1440" w:left="1440" w:header="720" w:footer="720" w:gutter="0"/>
+      <w:pgMar w:top="1152" w:right="1296" w:bottom="1152" w:left="1296" w:header="720" w:footer="720" w:gutter="0"/>
       <w:cols w:space="720"/>
       <w:docGrid w:linePitch="360"/>
     </w:sectPr>

--- a/word_reports/LP_0009_위치_311_Various Artists_Memories .docx
+++ b/word_reports/LP_0009_위치_311_Various Artists_Memories .docx
@@ -32,7 +32,7 @@
     </w:p>
     <w:p>
       <w:pPr>
-        <w:spacing w:line="324" w:lineRule="auto" w:before="80" w:after="160"/>
+        <w:spacing w:line="324" w:lineRule="auto" w:before="80" w:after="120"/>
       </w:pPr>
       <w:r>
         <w:rPr w:rFonts="맑은 고딕">
@@ -42,13 +42,6 @@
           <w:sz w:val="22"/>
         </w:rPr>
         <w:t xml:space="preserve">[음반 소개] </w:t>
-      </w:r>
-      <w:r>
-        <w:rPr w:rFonts="맑은 고딕">
-          <w:rFonts w:ascii="맑은 고딕" w:hAnsi="맑은 고딕" w:eastAsia="맑은 고딕"/>
-          <w:b w:val="0"/>
-          <w:sz w:val="21"/>
-        </w:rPr>
       </w:r>
     </w:p>
     <w:p>
@@ -61,7 +54,46 @@
           <w:b w:val="0"/>
           <w:sz w:val="21"/>
         </w:rPr>
-        <w:t>흘러간 시간의 강 너머에서 아련히 들려오는 멜로디는 메마른 현대인의 영혼에 따스한 위로의 온기를 건넵니다. 《Memories of Pops Vol. 1》은 20세기 대중음악의 찬연했던 황금기를 수놓은 불멸의 명곡들을 하나의 유려한 서사로 엮어낸 감동의 파노라마입니다. 시대를 뛰어넘어 세대와 세대를 이어주는 선율의 향연은 턴테이블의 바늘 끝을 통해 낭만과 추억이라는 가장 순수한 형태의 예술로 되살아납니다. 오리지널 아날로그 사운드가 전하는 묵직한 울림은 잊고 지냈던 지난날의 순수와 청춘의 기억을 가장 우아한 방식으로 소환합니다.</w:t>
+        <w:t>시간의 흐름 속에서도 결코 바래지 않는 선율이 있습니다. 레코드의 소리골을 타고 흐르는 한 줄기 아날로그 사운드는 메마른 현대인의 영혼을 일순간에 찬란했던 청춘의 한가운데로 이끕니다. 《Memories of Pops Vol. 1》은 20세기 중후반 팝 음악의 황금기를 수놓았던 불멸의 명곡들을 정성스레 엮어낸 기념비적인 컴필레이션 음반입니다. 라디오에서 흘러나오는 팝송 한 곡에 가슴 설레고, 카세트테이프와 LP를 손에 쥐며 음악과 삶을 동일시했던 그 시절, 국경과 세대를 초월하여 대중의 마음을 어루만졌던 음악적 보석들이 이 단 한 장의 바이닐 속에 고스란히 응축되어 있습니다.</w:t>
+      </w:r>
+    </w:p>
+    <w:p>
+      <w:pPr>
+        <w:spacing w:line="324" w:lineRule="auto" w:after="120"/>
+      </w:pPr>
+      <w:r>
+        <w:rPr w:rFonts="맑은 고딕">
+          <w:rFonts w:ascii="맑은 고딕" w:hAnsi="맑은 고딕" w:eastAsia="맑은 고딕"/>
+          <w:b w:val="0"/>
+          <w:sz w:val="21"/>
+        </w:rPr>
+        <w:t>이 음반의 탄생은 단순한 히트곡의 나열을 넘어섭니다. 그것은 팝 음악이 지닌 보편적인 정서와 멜로디의 미학을 하나의 온전한 서사로 재구성하고자 했던 기획자들의 헌사이자, 시대를 관통하는 기억의 저장소입니다. 당대 팝 음악계는 오케스트레이션이 가미된 웅장한 발라드부터 통기타의 순수한 울림이 돋보이는 포크, 그리고 가슴을 울리는 소울과 소프트 록에 이르기까지 풍성한 음악적 르네상스를 구가하고 있었습니다. 본 앨범은 이러한 음악적 다양성 속에서 대중성과 예술적 품격을 두루 갖춘 트랙들만을 엄선하여, 한 시대의 공기와 온도를 고스란히 박제해 냈습니다.</w:t>
+      </w:r>
+    </w:p>
+    <w:p>
+      <w:pPr>
+        <w:spacing w:line="324" w:lineRule="auto" w:after="120"/>
+      </w:pPr>
+      <w:r>
+        <w:rPr w:rFonts="맑은 고딕">
+          <w:rFonts w:ascii="맑은 고딕" w:hAnsi="맑은 고딕" w:eastAsia="맑은 고딕"/>
+          <w:b w:val="0"/>
+          <w:sz w:val="21"/>
+        </w:rPr>
+        <w:t>각각의 트랙에 깃든 거장들의 예술적 철학은 '사랑', '그리움', '인간에 대한 따뜻한 위로'라는 보편적인 메시지로 귀결됩니다. 화려한 전자음 대신 악기 본연의 울림과 진솔한 육성으로 노래한 이 음악들은, 세월의 풍파 속에서도 퇴색되지 않는 고전의 기품을 드러냅니다. 삶의 기쁨과 애잔한 회한이 교차하는 인생의 여정 속에서, 이 음반은 청자에게 가장 순수했던 시절의 자화상을 마주하게 하는 거울이자, 가쁜 숨을 고를 수 있는 아늑한 쉼터를 제공합니다.</w:t>
+      </w:r>
+    </w:p>
+    <w:p>
+      <w:pPr>
+        <w:spacing w:line="324" w:lineRule="auto" w:after="120"/>
+      </w:pPr>
+      <w:r>
+        <w:rPr w:rFonts="맑은 고딕">
+          <w:rFonts w:ascii="맑은 고딕" w:hAnsi="맑은 고딕" w:eastAsia="맑은 고딕"/>
+          <w:b w:val="0"/>
+          <w:sz w:val="21"/>
+        </w:rPr>
+        <w:t>반세기에 가까운 세월이 흐른 오늘날에도 턴테이블 위에 바늘을 얹는 순간 피어오르는 미세한 지직거림은, 단순한 노이즈가 아닌 잊혀진 시간들이 건네는 다정한 인사처럼 다가옵니다. 《Memories of Pops Vol. 1》은 유행이라는 덧없는 물결에 휩쓸리지 않고 시간의 시험을 견뎌낸 위대한 선율들이야말로 인류가 공유할 수 있는 가장 아름다운 유산임을 묵직하고 서정적인 울림으로 증명해 보이고 있습니다.</w:t>
       </w:r>
     </w:p>
     <w:p>
@@ -168,7 +200,7 @@
           <w:b w:val="0"/>
           <w:sz w:val="21"/>
         </w:rPr>
-        <w:t>1960~70년대 팝 음악의 황금기를 장식한 거장들의 대표곡을 엄선하여 음악 애호가들에게 클래식 팝의 정수를 전하고자 기획·발매된 역사적인 컴필레이션 앨범입니다.</w:t>
+        <w:t>1970~80년대 전 세계 팝 음악 애호가들을 사로잡았던 명곡들을 집대성하여 기획·발매된 정통 팝 옴니버스 음반으로, 당대 라이선스 및 오리지널 마스터 음원을 기반으로 정갈하게 직조된 역사적 편집반입니다.</w:t>
       </w:r>
     </w:p>
     <w:p>
@@ -199,7 +231,7 @@
           <w:b w:val="0"/>
           <w:sz w:val="21"/>
         </w:rPr>
-        <w:t>발매 당시 음악다방과 라디오 감상실을 중심으로 폭발적인 반향을 일으켰으며, 시대를 초월한 스테디셀러로서 수많은 애호가들의 음반장에 필청 음반으로 자리매김하였습니다.</w:t>
+        <w:t>발매 당시 음악 감상실과 가정의 턴테이블을 점령하며 스테디셀러로 군림하였고, 대중음악 컴필레이션 LP 시장에서 압도적인 소장율과 대중적 인기를 누리며 골든 레코드에 필적하는 음반 유통 기록을 세웠습니다.</w:t>
       </w:r>
     </w:p>
     <w:p>
@@ -230,7 +262,7 @@
           <w:b w:val="0"/>
           <w:sz w:val="21"/>
         </w:rPr>
-        <w:t>수록곡들 대다수가 빌보드 핫 100 차트 정상을 차지했거나 그래미 어워드를 비롯한 세계 유수의 음악상을 휩쓴, 음악사적으로 공인된 불멸의 마스터피스들로 구성되어 있습니다.</w:t>
+        <w:t>수록된 오리지널 트랙 다수가 빌보드 핫 100 1위, 그래미 어워드 주요 부문 수상 및 로큰롤 명예의 전당 헌액 등 대중음악사에서 최고의 권위를 인정받은 마스터피스들로 구성되어 있습니다.</w:t>
       </w:r>
     </w:p>
     <w:p>
@@ -275,7 +307,7 @@
           <w:b w:val="0"/>
           <w:sz w:val="21"/>
         </w:rPr>
-        <w:t>다국적 (미국, 영국을 중심으로 한 영미권 팝 거장들)</w:t>
+        <w:t>다국적 (미국, 영국 등 글로벌 팝 음악의 거장들)</w:t>
       </w:r>
     </w:p>
     <w:p>
@@ -306,7 +338,7 @@
           <w:b w:val="0"/>
           <w:sz w:val="21"/>
         </w:rPr>
-        <w:t>20세기 중·후반 팝 음악의 르네상스를 이끈 전설적 아티스트들</w:t>
+        <w:t>20세기 중후반 활약한 전설적 음악가들의 연합</w:t>
       </w:r>
     </w:p>
     <w:p>
@@ -337,7 +369,7 @@
           <w:b w:val="0"/>
           <w:sz w:val="21"/>
         </w:rPr>
-        <w:t>독보적인 솔로 아티스트 및 시대를 풍미한 전설적 밴드 연합</w:t>
+        <w:t>옴니버스 (Various Artists)</w:t>
       </w:r>
     </w:p>
     <w:p>
@@ -368,7 +400,7 @@
           <w:b w:val="0"/>
           <w:sz w:val="21"/>
         </w:rPr>
-        <w:t>대중음악을 단순한 오락의 차원에서 영혼을 울리는 예술의 반열로 끌어올린 거장들의 집대성입니다. 특유의 호소력 짙은 보컬과 정교한 송라이팅으로 세계 팝 역사에 거대한 족적을 남겼으며, 수십 년이 지난 지금까지도 전 세계 음악인들에게 마르지 않는 영감의 원천이 되고 있습니다.</w:t>
+        <w:t>팝, 포크, 소울, 소프트 록의 황금기를 이끌었던 당대 최고의 보컬리스트와 연주자들이 한자리에 모였습니다. 각 아티스트들은 고유의 음악적 어법과 독보적인 가창력으로 전 세계 차트를 지배하며 현대 대중음악의 기틀을 확립한 위대한 거장들입니다.</w:t>
       </w:r>
     </w:p>
     <w:p>
@@ -413,7 +445,7 @@
           <w:b w:val="0"/>
           <w:sz w:val="21"/>
         </w:rPr>
-        <w:t>팝 발라드와 포크, 소프트 록 등 대중음악의 가장 우아하고 서정적인 단면을 포착하여 보존한 문화적 아카이브로서 높은 평가를 받습니다. 단편적인 유행가를 넘어 클래식 음악에 비견될 만한 완벽한 멜로디 라인과 오케스트레이션의 조화를 증명해 보인 기념비적 음반입니다.</w:t>
+        <w:t>팝 음악이 예술적 성숙과 대중적 폭발을 동시에 이루어내던 황금기의 핵심 정수를 응축한 앨범입니다. 단일 아티스트의 음반을 넘어, 시대 전체의 사운드스케이프와 멜로디의 정점을 한눈에 조망할 수 있는 정통 팝의 교과서적 가치를 지닙니다.</w:t>
       </w:r>
     </w:p>
     <w:p>
@@ -444,7 +476,7 @@
           <w:b w:val="0"/>
           <w:sz w:val="21"/>
         </w:rPr>
-        <w:t>카랑카랑한 라디오 주파수 사이로 흘러나오던 음악에 숨죽이던 시절, 흑백의 일상에 색채를 불어넣어 주던 청춘들의 서글프고도 찬란한 낭만이 음반 전편에 오롯이 새겨져 있습니다. 한 장의 음반 속에 담긴 선율들은 격동의 시대를 견뎌내던 이들에게 바치는 다정한 연가이자 위안의 기록입니다.</w:t>
+        <w:t>백화점 음반 코너와 번화가의 음악 다방, 심야 라디오 방송의 시그널 뮤직으로 시대를 호흡했던 청춘들의 정서적 궤적이 서려 있습니다. 경제적·사회적 격변기 속에서 팝송 가사를 공책에 적어가며 낭만을 탐미하던 옛 청년들의 애틋한 추억과 시대의 온기가 고스란히 녹아 있습니다.</w:t>
       </w:r>
     </w:p>
     <w:p>
@@ -489,7 +521,7 @@
           <w:b w:val="0"/>
           <w:sz w:val="21"/>
         </w:rPr>
-        <w:t>스트링 오케스트라의 풍성한 반주 위에 얹힌 감미로운 보컬의 팝 스탠더드부터, 통기타 한 대의 소박한 울림으로 깊은 서정을 전하는 어쿠스틱 트랙까지 한 곡 한 곡이 완벽한 기승전결을 이룹니다. 특히 폐부를 찌르는 애절한 코러스와 시적인 노랫말은 듣는 이로 하여금 깊은 사색과 노스탤지어에 젖어들게 합니다.</w:t>
+        <w:t>가슴을 적시는 오케스트레이션과 감미로운 미성이 돋보이는 스탠더드 팝 발라드부터, 어쿠스틱 기타의 영롱한 아르페지오가 빛나는 포크 트랙까지 다채롭게 수록되어 있습니다. 세련된 멜로디 라인과 시적인 노랫말은 듣는 이로 하여금 깊은 정서적 카타르시스와 노스탤지어를 불러일으킵니다.</w:t>
       </w:r>
     </w:p>
     <w:p>
@@ -520,7 +552,7 @@
           <w:b w:val="0"/>
           <w:sz w:val="21"/>
         </w:rPr>
-        <w:t>진공관 앰프의 예열된 불빛 아래, 턴테이블의 회전을 응시하며 감상할 때 본 앨범의 진가가 온전히 드러납니다. 그루브를 긁는 미세한 표면 잡음(Surface Noise)마저도 음악의 일부로 녹아들어, 현악기의 질감과 인간적인 보컬의 숨결을 믿을 수 없을 만큼 따뜻하고 입체적으로 재현합니다.</w:t>
+        <w:t>진공관 앰프의 부드럽고 따스한 잔향과 고감도 카트리지를 장착한 턴테이블 매칭을 권합니다. LP 특유의 두툼한 중저음과 자연스러운 배음은 아날로그 마스터링의 질감을 생생히 되살려내며, 조도를 낮춘 고요한 밤에 감상할 때 그 서정적 밀도가 배가됩니다.</w:t>
       </w:r>
     </w:p>
     <w:p>
@@ -551,7 +583,7 @@
           <w:b w:val="0"/>
           <w:sz w:val="21"/>
         </w:rPr>
-        <w:t>엄선된 명곡들을 최고의 아날로그 마스터링 사운드로 한자리에서 만날 수 있다는 점에서 초심자부터 하이파이 오디오파일까지 모두를 만족시키는 영원한 컬렉터스 아이템입니다.</w:t>
+        <w:t>수많은 명곡을 한 장의 바이닐로 온전히 누릴 수 있는 뛰어난 선곡의 완성도를 자랑하며, 빈티지 팝의 향수와 아날로그 음향의 미학을 소장하고자 하는 모든 컬렉터들에게 변치 않는 감동을 선사할 필청반입니다.</w:t>
       </w:r>
     </w:p>
     <w:p>
@@ -565,7 +597,7 @@
           <w:color w:val="4338CA"/>
           <w:sz w:val="21"/>
         </w:rPr>
-        <w:t>이 음반을 통해 아날로그 바늘 끝에서 피어나는 아련한 선율이 전해주는 감동을 다시 한번 경험해 보시는 것은 어떨까요?</w:t>
+        <w:t>이 음반을 통해 아날로그 소리골 깊숙한 곳에서 피어나는 아련한 추억과 세월이 흘러도 바래지 않는 선율이 전해주는 감동을 다시 한번 경험해 보시는 것은 어떨까요?</w:t>
       </w:r>
     </w:p>
     <w:sectPr>
